--- a/example_articles/states/Nebraska/4.states_Nebraska_Other_publisher.docx
+++ b/example_articles/states/Nebraska/4.states_Nebraska_Other_publisher.docx
@@ -27,17 +27,17 @@
     </w:p>
     <w:p>
       <w:r>
-        <w:t>Source File: Other publishers/Files (500) (19).DOCX</w:t>
+        <w:t>Source file: Other publishers/Files (500) (19).DOCX</w:t>
       </w:r>
     </w:p>
     <w:p>
       <w:r>
-        <w:t>Raw locations result: ['Nebraska']</w:t>
+        <w:t>Raw locations result, 'locations': ['Nebraska']</w:t>
       </w:r>
     </w:p>
     <w:p>
       <w:r>
-        <w:t>states_stand_flat (Standardized): Nebraska</w:t>
+        <w:t>Standardized locations result, 'states_stand_flat': Nebraska</w:t>
       </w:r>
     </w:p>
     <w:p>

--- a/example_articles/states/Nebraska/4.states_Nebraska_Other_publisher.docx
+++ b/example_articles/states/Nebraska/4.states_Nebraska_Other_publisher.docx
@@ -7,7 +7,7 @@
         <w:pStyle w:val="Heading1"/>
       </w:pPr>
       <w:r>
-        <w:t>UNBEATEN ALIQUIPPA WANTS TO PROVE POINT AGAINST JEANNETTE</w:t>
+        <w:t>A defender of families No-nonsense therapist takes society to task</w:t>
       </w:r>
     </w:p>
     <w:p>
@@ -17,17 +17,17 @@
     </w:p>
     <w:p>
       <w:r>
-        <w:t>Date: 1999-11-10</w:t>
+        <w:t>Date: 1996-04-09</w:t>
       </w:r>
     </w:p>
     <w:p>
       <w:r>
-        <w:t>Section: SPORTS,</w:t>
+        <w:t>Section: LIFE;; Cover story</w:t>
       </w:r>
     </w:p>
     <w:p>
       <w:r>
-        <w:t>Source file: Other publishers/Files (500) (19).DOCX</w:t>
+        <w:t>Source file: Other publishers/Files (500) (30).DOCX</w:t>
       </w:r>
     </w:p>
     <w:p>
@@ -49,39 +49,331 @@
     </w:p>
     <w:p>
       <w:r>
-        <w:t>They come from two working-class towns with great football tradition. Between them, Aliquippa and Jeannette have won more than 1,050 games.</w:t>
+        <w:t>Maybe the problem with the American family doesn't involve the</w:t>
         <w:br/>
-        <w:t>Surprisingly, though, the schools haven't played each other very often. Friday's WPIAL Class AA quarterfinal playoff game at Ambridge will mark only the third meeting between Aliquippa and Jeannette.</w:t>
+        <w:t>codependent working mom, the inner-child repressing dad, the attention-deficit</w:t>
         <w:br/>
-        <w:t>"That is surprising," Jeannette Coach Bob Murphy said. "I guess the distance has had more to do with it than anything else."</w:t>
+        <w:t>disorderly kids or evil conspiracies from either political party.</w:t>
         <w:br/>
-        <w:t>In 1930, the teams played to a 0-0 tie. The next meeting didn't happen until the 1997 playoffs, when Jeannette went into The Pit and came out with a 17-0 win. Aliquippa is still looking to score its first point against Jeannette.</w:t>
+        <w:t>Perhaps it is the absence of tiospaye, a Sioux word meaning</w:t>
         <w:br/>
-        <w:t>"Jeannette still plays the same style," said Aliquippa Coach Mike Zmijanac. "They cause you match-up problems when they spread you out across the field."</w:t>
+        <w:t>"the people with whom one lives" -- parents, grandparents, aunts,</w:t>
         <w:br/>
-        <w:t>Zmijanac was asked how his team has fared against that "style" lately.</w:t>
+        <w:t>uncles, teachers and family friends who have known you since you</w:t>
         <w:br/>
-        <w:t>"We've done very well against that style of play when we've been the better team," he said. "When they're the better team, we haven't done so well."</w:t>
+        <w:t>were striking out in Little League.</w:t>
         <w:br/>
-        <w:t>Aliquippa would appear to be the better team this time around. The undefeated Quips are Class AA's top seed and are coming off a 47-0 pounding of Freeport.</w:t>
+        <w:t>Best-selling writer and psychologist Mary Pipher uses the word</w:t>
         <w:br/>
-        <w:t>"We played extremely well," Zmijanic said. "But Freeport was a fourth-place team that's probably a year away from being a good football team. Freeport was basically outmanned."</w:t>
+        <w:t>in her new book, The Shelter of Each Other: Rebuilding Our</w:t>
         <w:br/>
-        <w:t>"Aliquippa has a lot of athletic ability," said Murphy. "They have gifted athletes at several positions."</w:t>
+        <w:t>Families (Grosset/Putnam, $ 24.95), which hits stores this</w:t>
         <w:br/>
-        <w:t>In last week's win, Aliquippa tailback Vashawn Patrick rushed for 164 yards on only nine carries, putting him well over the 1,000-yard mark for the season. He complements a gifted receiving corps led by Quanear Gaskins, Michael Lowe and Jon LeDonne. But Aliquippa's foremost playmaker is quarterback Bernard Lay, a 6-foot-2, 175-pound junior who's passed for nearly 1,500 yards and rushed for 250 more.</w:t>
+        <w:t>week. The book presents a compelling case that our culture has</w:t>
         <w:br/>
-        <w:t>"He'll reverse his field on you, do all that kind of stuff," Murphy said. "I just think they're going to be a huge challenge. But if we play our best game - and we think that's what it's going to take - then we feel we can compete."</w:t>
+        <w:t>become toxic to families.</w:t>
         <w:br/>
-        <w:t>Jeannette (9-1) finished second to Steel Valley in the Century Conference this season. The running of tailback Matt Lebe and wingback Pat Klingensmith and the precision play of quarterback T.J. Detruf have led the Jayhawks. Since replacing injured senior Joe Deluzio in the second week of the season, Detruf has completed 62 percent of his passes for 959 yards. Last week, the sophomore led Jeannette to a 27-14 win over Beaver Falls.</w:t>
+        <w:t>To illustrate tiospaye and its absence, Pipher, 48, describes</w:t>
         <w:br/>
-        <w:t>"They're very quick and very, very aggressive," said Zmijanac. "Murph's kids play extremely hard at all times."</w:t>
+        <w:t>a recent visit to a local Dairy Queen where stressed, unhappy-looking</w:t>
         <w:br/>
-        <w:t>"The thing I can see about this game is the big-play capability on both teams," said Murphy. "They can beat your defense on any play, and I think we can, too."</w:t>
+        <w:t>teens waited upon irritated customers. It was a scene of sullen</w:t>
         <w:br/>
-        <w:t>It doesn't sound like two teams getting ready to play another scoreless tie. It sounds more like a pair of traditional powers from small but proud towns that are ready to light up the scoreboard.</w:t>
+        <w:t>strangers exchanging money. In contrast, she recalls her time</w:t>
         <w:br/>
-        <w:t>"Both teams are rich in football tradition," said Murphy. "That's what makes it exciting."</w:t>
+        <w:t>as a teen-ager working as a carhop in her small town, waiting</w:t>
+        <w:br/>
+        <w:t>on folks she knew. While the activity is the same, "the deep</w:t>
+        <w:br/>
+        <w:t>structure (is) totally different."</w:t>
+        <w:br/>
+        <w:t>Based in Lincoln, Neb., Pipher has emerged as a best-selling writer</w:t>
+        <w:br/>
+        <w:t>and lecturer. Word of mouth boosted her 1994 best seller, Reviving</w:t>
+        <w:br/>
+        <w:t>Ophelia, which examines the pressures facing adolescent girls.</w:t>
+        <w:br/>
+        <w:t>It has been a fixture on the USA TODAY Best-Selling Books list</w:t>
+        <w:br/>
+        <w:t>for two years.</w:t>
+        <w:br/>
+        <w:t>Bookstore shelves groan with parenting how-to books, family therapy</w:t>
+        <w:br/>
+        <w:t>is a growth industry and politicians of both parties vie for the</w:t>
+        <w:br/>
+        <w:t>title of defender of the family. Pipher's popularity stems from</w:t>
+        <w:br/>
+        <w:t>her ability to step back and look at the bigger culture.</w:t>
+        <w:br/>
+        <w:t>"Parents are scared to death for their kids," says Rosalind</w:t>
+        <w:br/>
+        <w:t>Wiseman, the author of Defending Ourselves and the executive</w:t>
+        <w:br/>
+        <w:t>director of the Empower Project, based in Bethesda, Md. Wiseman</w:t>
+        <w:br/>
+        <w:t>works with adolescent girls, giving seminars on dating violence</w:t>
+        <w:br/>
+        <w:t>and other issues. "Pipher writes in a language that parents can</w:t>
+        <w:br/>
+        <w:t>understand." Pipher never has that tone, "you're doing something</w:t>
+        <w:br/>
+        <w:t>wrong, and I know better."</w:t>
+        <w:br/>
+        <w:t>But Pipher sends a frightening message. "An unhealthy culture</w:t>
+        <w:br/>
+        <w:t>cannot have healthy families. . . . Wherever I go, I hear heartbreaking</w:t>
+        <w:br/>
+        <w:t>stories." Even if you don't own a TV, choose to home school your</w:t>
+        <w:br/>
+        <w:t>children and monitor them 24 hours a day, you're still "booking</w:t>
+        <w:br/>
+        <w:t>first-class on the Titanic," says Pipher, because "the children</w:t>
+        <w:br/>
+        <w:t>with the most incompetent parents are walking the streets with</w:t>
+        <w:br/>
+        <w:t>handguns. We're all connected."</w:t>
+        <w:br/>
+        <w:t>And while the number of real-life connections between children</w:t>
+        <w:br/>
+        <w:t>and the outside world has dwindled, the electronic messages have</w:t>
+        <w:br/>
+        <w:t>exploded in variety and intensity. Network TV has been joined</w:t>
+        <w:br/>
+        <w:t>by cable, videos, video games and a constant barrage of clever,</w:t>
+        <w:br/>
+        <w:t>targeted ads.</w:t>
+        <w:br/>
+        <w:t>When Pipher researched the book, experienced teachers told her</w:t>
+        <w:br/>
+        <w:t>that children's social skills have deteriorated in the past 10</w:t>
+        <w:br/>
+        <w:t>years. They are less polite, less able to approach another child</w:t>
+        <w:br/>
+        <w:t>in a friendly manner, more likely to use the f-word, say something</w:t>
+        <w:br/>
+        <w:t>sexual or interrupt when others are talking. Notes Pipher, "This</w:t>
+        <w:br/>
+        <w:t>is the first time in the history of the human race that . . .</w:t>
+        <w:br/>
+        <w:t>kids are learning how to behave from watching TV personae rather</w:t>
+        <w:br/>
+        <w:t>than from watching real people."</w:t>
+        <w:br/>
+        <w:t>Again and again, Pipher returns to her concern about the messages</w:t>
+        <w:br/>
+        <w:t>sent children and teen-agers by the larger culture. "What happens</w:t>
+        <w:br/>
+        <w:t>with mass marketing to children is that we turn their dreams into</w:t>
+        <w:br/>
+        <w:t>shopping goals. . . . Their highest aspirations are turned into</w:t>
+        <w:br/>
+        <w:t>products. That's morally wrong. It's makes them less healthy,</w:t>
+        <w:br/>
+        <w:t>less civic-minded, and, at worst, it turns children into criminals."</w:t>
+        <w:br/>
+        <w:t>Thirty years ago, Pipher says, the culture told children "it</w:t>
+        <w:br/>
+        <w:t>was more important to be a good person rather than to feel good."</w:t>
+        <w:br/>
+        <w:t>Today, the message is the exact opposite.</w:t>
+        <w:br/>
+        <w:t>In her book, and in conversation, Pipher contrasts the troubles</w:t>
+        <w:br/>
+        <w:t>that families have faced since her own grandparents were homesteading</w:t>
+        <w:br/>
+        <w:t>in Colorado. Hunger, the Depression, sudden illnesses and natural</w:t>
+        <w:br/>
+        <w:t>disasters -- like tornadoes, crop failure and blizzards -- all</w:t>
+        <w:br/>
+        <w:t>threatened. The difference between then and now stems from the</w:t>
+        <w:br/>
+        <w:t>fact that usually the trouble stood outside the family. Today,</w:t>
+        <w:br/>
+        <w:t>the trouble often emerges from within the family.</w:t>
+        <w:br/>
+        <w:t>And therapy has to shoulder its share of the blame, Pipher says.</w:t>
+        <w:br/>
+        <w:t>Some therapists have stressed meeting the needs of the individual</w:t>
+        <w:br/>
+        <w:t>over the family. And well-meaning parents are blamed for every</w:t>
+        <w:br/>
+        <w:t>ill. But families are irreplaceable. Writes Pipher, "Nobody calls</w:t>
+        <w:br/>
+        <w:t>out for their therapist on their deathbed."</w:t>
+        <w:br/>
+        <w:t>Her message connects with people, Pipher says, because, "I'm</w:t>
+        <w:br/>
+        <w:t>middle-aged, I'm middle class, I'm in the middle of the country</w:t>
+        <w:br/>
+        <w:t>and I rub elbows with a lot of different people." A therapist</w:t>
+        <w:br/>
+        <w:t>for 20 years, she has worked with a range of people: middle-class</w:t>
+        <w:br/>
+        <w:t>families, single mothers on assistance, blue-collar grandparents</w:t>
+        <w:br/>
+        <w:t>raising grandchildren, children being held by social-service agencies,</w:t>
+        <w:br/>
+        <w:t>refugee families. (She's married to a clinical psychologist, and</w:t>
+        <w:br/>
+        <w:t>they have a grown son and daughter.)</w:t>
+        <w:br/>
+        <w:t>Pipher does not believe that the solution to the troubled American</w:t>
+        <w:br/>
+        <w:t>family is simply for all mothers to stay home full time. She has</w:t>
+        <w:br/>
+        <w:t>always worked, loved it and says, "I never trash working mothers."</w:t>
+        <w:br/>
+        <w:t>But she also strongly believes that "men and women need to spend</w:t>
+        <w:br/>
+        <w:t>time with their children." Children should not be "living in</w:t>
+        <w:br/>
+        <w:t>car seats, living in day care." Employers need to give parents</w:t>
+        <w:br/>
+        <w:t>the option of working fewer hours for less pay.</w:t>
+        <w:br/>
+        <w:t>Pipher notes that while parents may spend less actual time with</w:t>
+        <w:br/>
+        <w:t>their children than in the 1950s, they spend far more time worrying</w:t>
+        <w:br/>
+        <w:t>about their children's physical safety as well as their emotional</w:t>
+        <w:br/>
+        <w:t>and psychological well-being. "Most people do not recall their</w:t>
+        <w:br/>
+        <w:t>parents trying that hard," says Pipher, who grew up in Beaver</w:t>
+        <w:br/>
+        <w:t>City, Neb. Back then, mothers played cards and volunteered. If</w:t>
+        <w:br/>
+        <w:t>a father coached Little League, he did it because he liked sports,</w:t>
+        <w:br/>
+        <w:t>not as a therapy for his son. "Children could grow like weeds.</w:t>
+        <w:br/>
+        <w:t>Parents could be fairly laissez faire, and the chances were pretty</w:t>
+        <w:br/>
+        <w:t>good that their children would turn out well."</w:t>
+        <w:br/>
+        <w:t>Not anymore. Parents "have to teach their children to navigate</w:t>
+        <w:br/>
+        <w:t>through the culture. . . . And parents who work very hard can</w:t>
+        <w:br/>
+        <w:t>still have children who get into trouble." Drugs. Alcohol. Sex.</w:t>
+        <w:br/>
+        <w:t>Herpes. AIDS. Violence. Gangs. "These problems," Pipher says,</w:t>
+        <w:br/>
+        <w:t>"are not just urban problems."</w:t>
+        <w:br/>
+        <w:t>Pipher's second book, Reviving Ophelia, emerged in part</w:t>
+        <w:br/>
+        <w:t>from her daughter's unhappiness in junior high school. Although</w:t>
+        <w:br/>
+        <w:t>they had been happy, sturdy children, suddenly she and her friends</w:t>
+        <w:br/>
+        <w:t>were "really miserable." This triggered Pipher to start examining</w:t>
+        <w:br/>
+        <w:t>the messages sent to teen-age girls and why the girls from loving</w:t>
+        <w:br/>
+        <w:t>families she saw in therapy were hurting themselves and others.</w:t>
+        <w:br/>
+        <w:t>Pipher ends her new book on a note of cautious hope. "The worst</w:t>
+        <w:br/>
+        <w:t>is over," she says. "Communities want to organize themselves</w:t>
+        <w:br/>
+        <w:t>in a positive way."</w:t>
+        <w:br/>
+        <w:t>TEXT OF INFO BOXES BEGINS HERE</w:t>
+        <w:br/>
+        <w:t>Pipher's rebuilding tips</w:t>
+        <w:br/>
+        <w:t>Although Mary Pipher's new book is not a how-to parenting guide,</w:t>
+        <w:br/>
+        <w:t>she does offer suggestions.</w:t>
+        <w:br/>
+        <w:t>-- Shut down the appliances: By turning off the computer, VCR,</w:t>
+        <w:br/>
+        <w:t>TV and CD, children and parents can connect. "Many children never</w:t>
+        <w:br/>
+        <w:t>have it silent."</w:t>
+        <w:br/>
+        <w:t>-- Sit on the front steps: It saddens Pipher that in so many</w:t>
+        <w:br/>
+        <w:t>neighborhoods -- rich, poor, working class -- parents and children</w:t>
+        <w:br/>
+        <w:t>either stay inside or remain in the back yard, isolated from their</w:t>
+        <w:br/>
+        <w:t>neighbors.</w:t>
+        <w:br/>
+        <w:t>-- Attend family reunions: Children need to connect regularly</w:t>
+        <w:br/>
+        <w:t>with their grandparents, their cousins, their uncles and aunts.</w:t>
+        <w:br/>
+        <w:t>-- Relate to real people, not celebrities: Human beings need</w:t>
+        <w:br/>
+        <w:t>people in their lives "who, if you called them in the middle</w:t>
+        <w:br/>
+        <w:t>of the night and said you need $ 500 right away, they would try</w:t>
+        <w:br/>
+        <w:t>to get it for you." Or as she writes, "Jane Fonda won't baby-sit</w:t>
+        <w:br/>
+        <w:t>in a pinch."</w:t>
+        <w:br/>
+        <w:t>-- Family as political gambit: "I stay out of politics," Pipher</w:t>
+        <w:br/>
+        <w:t>says. Most people, she notes, no matter what their political bearings,</w:t>
+        <w:br/>
+        <w:t>"want children to be taking hikes and playing ball rather than</w:t>
+        <w:br/>
+        <w:t>watching Beavis and Butt-head."</w:t>
+        <w:br/>
+        <w:t>-- Go outside: While TV makes children think they are the center</w:t>
+        <w:br/>
+        <w:t>of the universe, outdoor activities -- hiking, backpacking, looking</w:t>
+        <w:br/>
+        <w:t>at the stars -- give children a sense of being connected to something</w:t>
+        <w:br/>
+        <w:t>bigger than themselves.</w:t>
+        <w:br/>
+        <w:t>-- Take hope: "Ask yourself, what can I do on my block, at my</w:t>
+        <w:br/>
+        <w:t>child's school?"</w:t>
+        <w:br/>
+        <w:t>An excerpt</w:t>
+        <w:br/>
+        <w:t>But families are also our shelter from the storm, our oldest and</w:t>
+        <w:br/>
+        <w:t>most precious institution and our last great hope. Families were</w:t>
+        <w:br/>
+        <w:t>once powerful institutions, strong enough to withstand assaults.</w:t>
+        <w:br/>
+        <w:t>But now almost every force in our culture works against families.</w:t>
+        <w:br/>
+        <w:t>Parents do not know how to protect their children from crime,</w:t>
+        <w:br/>
+        <w:t>media, poverty, alcohol and bad company. They can no longer give</w:t>
+        <w:br/>
+        <w:t>their children childhoods. It's a terrible time to undercut families.</w:t>
+        <w:br/>
+        <w:t>The culture of the 1990s is too hard for many families to handle.</w:t>
+        <w:br/>
+        <w:t>As a therapist, I see families in which the parents work long</w:t>
+        <w:br/>
+        <w:t>hours, in which sick children go to day care or teenagers rebel</w:t>
+        <w:br/>
+        <w:t>in ways that terrify their parents. Parents are confused and vulnerable</w:t>
+        <w:br/>
+        <w:t>to depression, addictions, violence and mind-numbing cynicism.</w:t>
+        <w:br/>
+        <w:t>One in eight adults abuses alcohol, a phenomenon that wreaks havoc</w:t>
+        <w:br/>
+        <w:t>in families.</w:t>
+        <w:br/>
+        <w:t>-- From The Shelter of Each Other: Rebuilding Our Families</w:t>
+        <w:br/>
+        <w:br/>
+        <w:t>Graphic</w:t>
+        <w:br/>
+        <w:br/>
+        <w:t xml:space="preserve"> </w:t>
+        <w:br/>
+        <w:t>EAR PHOTO, Color, Mitch Hrdlicka; PHOTO, Color, Mitch Hrdlicka; (EAR) Mary Pipher: Kids need to navigate culture Family advocate: Mary Pipher, author of 'The Shelter of Each Other,' with her cat, Scooter</w:t>
       </w:r>
     </w:p>
     <w:sectPr>

--- a/example_articles/states/Nebraska/4.states_Nebraska_Other_publisher.docx
+++ b/example_articles/states/Nebraska/4.states_Nebraska_Other_publisher.docx
@@ -7,7 +7,7 @@
         <w:pStyle w:val="Heading1"/>
       </w:pPr>
       <w:r>
-        <w:t>A defender of families No-nonsense therapist takes society to task</w:t>
+        <w:t>Dern still runs strong at 77</w:t>
       </w:r>
     </w:p>
     <w:p>
@@ -17,22 +17,22 @@
     </w:p>
     <w:p>
       <w:r>
-        <w:t>Date: 1996-04-09</w:t>
+        <w:t>Date: 2013-11-24</w:t>
       </w:r>
     </w:p>
     <w:p>
       <w:r>
-        <w:t>Section: LIFE;; Cover story</w:t>
+        <w:t>Section: VARIETY; Pg. 3E</w:t>
       </w:r>
     </w:p>
     <w:p>
       <w:r>
-        <w:t>Source file: Other publishers/Files (500) (30).DOCX</w:t>
+        <w:t>Source file: Other publishers/Files (500) (13).DOCX</w:t>
       </w:r>
     </w:p>
     <w:p>
       <w:r>
-        <w:t>Raw locations result, 'locations': ['Nebraska']</w:t>
+        <w:t>Raw locations result, 'locations': ['Nebraska', 'Midwest']</w:t>
       </w:r>
     </w:p>
     <w:p>
@@ -49,331 +49,31 @@
     </w:p>
     <w:p>
       <w:r>
-        <w:t>Maybe the problem with the American family doesn't involve the</w:t>
+        <w:t>Bruce Dern, the 77-year-old star of Alexander Payne's melancholy comedy "Nebraska," has been a dedicated runner since he was 12. In May, when he was nominated for the Cannes Film Festival's best actor prize, he said "show business in general is a marathon." He won the award, crossing the finish line in triumph.</w:t>
         <w:br/>
-        <w:t>codependent working mom, the inner-child repressing dad, the attention-deficit</w:t>
+        <w:t>"Cannes was the biggest win of my career," Dern said in a phone interview Tuesday. "But even bigger was getting the role."</w:t>
         <w:br/>
-        <w:t>disorderly kids or evil conspiracies from either political party.</w:t>
+        <w:t>Dern plays Woody Grant, a taciturn retiree traveling cross-country with his adult son ("Saturday Night Live" veteran Will Forte) to claim a million-dollar sweepstakes he believes he has won. His performance is a marvel of understatement. It's a far cry from the gallery of craven outlaws and vicious psychos he played on television and in Roger Corman biker flicks. He was the only actor to kill John Wayne onscreen, shooting him in the back in 1972's "The Cowboys." In "The Incredible Two-Headed Transplant," he ate a baby.</w:t>
         <w:br/>
-        <w:t>Perhaps it is the absence of tiospaye, a Sioux word meaning</w:t>
+        <w:t>Dern began as a Method actor in the 1950s, studying with Lee Strasberg at the Actors Studio and working on Broadway with Elia Kazan. Eventually, he escaped Hollywood's villainous typecasting. During Hollywood's Golden Age in the 1970s, Dern had showcase roles in films from Sydney Pollack ("They Shoot Horses, Don't They?"), Bob Rafelson ("The King of Marvin Gardens"), Alfred Hitchcock ("Family Plot"), John Frankenheimer ("Black Sunday") and Hal Ashby ("Coming Home," which earned Dern his only Academy Award nomination to date).</w:t>
         <w:br/>
-        <w:t>"the people with whom one lives" -- parents, grandparents, aunts,</w:t>
+        <w:t>In the years since, Dern has worked steadily though not prominently. His marathon toward his Cannes win - and a likely second Oscar nomination - began 10 years ago this month. Payne, who had met Dern when he directed his daughter Laura in the caustic 1996 comedy "Citizen Ruth," brought him Bob Nelson's script for "Nebraska." Dern, recognizing a plum role for an older actor, signed on, little suspecting that it would take so long to line up backers for a bittersweet, black-and-white slice of working-class Midwestern life.</w:t>
         <w:br/>
-        <w:t>uncles, teachers and family friends who have known you since you</w:t>
+        <w:t>Dern, who still runs every day, estimates that he has run the equivalent of four times around the world. "I've had every kind of injury you can have," he said, and he brought that to his performance as Woody, who shambles along with effort.</w:t>
         <w:br/>
-        <w:t>were striking out in Little League.</w:t>
+        <w:t>"I tore my quadriceps off my knee seven years ago and never got full strength back. I'm not as competitive at 800 meters and 1,500 meters as I used to be. When I walk, it's kind of a controlled stumble. I just unleashed all that into Woody."</w:t>
         <w:br/>
-        <w:t>Best-selling writer and psychologist Mary Pipher uses the word</w:t>
+        <w:t>Woody is a man of so few words that Dern's dialogue could fit on a postcard.</w:t>
         <w:br/>
-        <w:t>in her new book, The Shelter of Each Other: Rebuilding Our</w:t>
+        <w:t>Creating a character in near-silence is "not as challenging as you would think. I was trained by Mr. Kazan and Mr. Strasberg without a dependence on dialogue. You're still alive whether you talk or not. Some of the most interesting people I've met don't say much. The biggest challenge for me was shutting the things out all around me that I usually pay attention to."</w:t>
         <w:br/>
-        <w:t>Families (Grosset/Putnam, $ 24.95), which hits stores this</w:t>
+        <w:t>Woody is a bit deaf, or maybe willfully hard of hearing when he wants to be. Dern, who wears hearing aids, turned them down while performing. "I just put all of that to work."</w:t>
         <w:br/>
-        <w:t>week. The book presents a compelling case that our culture has</w:t>
+        <w:t>Dern is quick to praise his co-stars and crew. He didn't know Forte's work as a TV comedian, but they developed a warm intergenerational rapport, he said. He paid tribute to Nelson's deft script and Payne's on-the-set inspirations. In one of the final exchanges between father and son, the young man calls to his dad, who replies, "I'm here."</w:t>
         <w:br/>
-        <w:t>become toxic to families.</w:t>
+        <w:t>"He's really saying 'I'm not dead yet. I'm still present, bud.' " Next year, his 54th as a screen actor, Dern stars in the immigration drama "Fighting for Freedom" and plays a featured role in the thriller "Cut Bank." He's still present.</w:t>
         <w:br/>
-        <w:t>To illustrate tiospaye and its absence, Pipher, 48, describes</w:t>
-        <w:br/>
-        <w:t>a recent visit to a local Dairy Queen where stressed, unhappy-looking</w:t>
-        <w:br/>
-        <w:t>teens waited upon irritated customers. It was a scene of sullen</w:t>
-        <w:br/>
-        <w:t>strangers exchanging money. In contrast, she recalls her time</w:t>
-        <w:br/>
-        <w:t>as a teen-ager working as a carhop in her small town, waiting</w:t>
-        <w:br/>
-        <w:t>on folks she knew. While the activity is the same, "the deep</w:t>
-        <w:br/>
-        <w:t>structure (is) totally different."</w:t>
-        <w:br/>
-        <w:t>Based in Lincoln, Neb., Pipher has emerged as a best-selling writer</w:t>
-        <w:br/>
-        <w:t>and lecturer. Word of mouth boosted her 1994 best seller, Reviving</w:t>
-        <w:br/>
-        <w:t>Ophelia, which examines the pressures facing adolescent girls.</w:t>
-        <w:br/>
-        <w:t>It has been a fixture on the USA TODAY Best-Selling Books list</w:t>
-        <w:br/>
-        <w:t>for two years.</w:t>
-        <w:br/>
-        <w:t>Bookstore shelves groan with parenting how-to books, family therapy</w:t>
-        <w:br/>
-        <w:t>is a growth industry and politicians of both parties vie for the</w:t>
-        <w:br/>
-        <w:t>title of defender of the family. Pipher's popularity stems from</w:t>
-        <w:br/>
-        <w:t>her ability to step back and look at the bigger culture.</w:t>
-        <w:br/>
-        <w:t>"Parents are scared to death for their kids," says Rosalind</w:t>
-        <w:br/>
-        <w:t>Wiseman, the author of Defending Ourselves and the executive</w:t>
-        <w:br/>
-        <w:t>director of the Empower Project, based in Bethesda, Md. Wiseman</w:t>
-        <w:br/>
-        <w:t>works with adolescent girls, giving seminars on dating violence</w:t>
-        <w:br/>
-        <w:t>and other issues. "Pipher writes in a language that parents can</w:t>
-        <w:br/>
-        <w:t>understand." Pipher never has that tone, "you're doing something</w:t>
-        <w:br/>
-        <w:t>wrong, and I know better."</w:t>
-        <w:br/>
-        <w:t>But Pipher sends a frightening message. "An unhealthy culture</w:t>
-        <w:br/>
-        <w:t>cannot have healthy families. . . . Wherever I go, I hear heartbreaking</w:t>
-        <w:br/>
-        <w:t>stories." Even if you don't own a TV, choose to home school your</w:t>
-        <w:br/>
-        <w:t>children and monitor them 24 hours a day, you're still "booking</w:t>
-        <w:br/>
-        <w:t>first-class on the Titanic," says Pipher, because "the children</w:t>
-        <w:br/>
-        <w:t>with the most incompetent parents are walking the streets with</w:t>
-        <w:br/>
-        <w:t>handguns. We're all connected."</w:t>
-        <w:br/>
-        <w:t>And while the number of real-life connections between children</w:t>
-        <w:br/>
-        <w:t>and the outside world has dwindled, the electronic messages have</w:t>
-        <w:br/>
-        <w:t>exploded in variety and intensity. Network TV has been joined</w:t>
-        <w:br/>
-        <w:t>by cable, videos, video games and a constant barrage of clever,</w:t>
-        <w:br/>
-        <w:t>targeted ads.</w:t>
-        <w:br/>
-        <w:t>When Pipher researched the book, experienced teachers told her</w:t>
-        <w:br/>
-        <w:t>that children's social skills have deteriorated in the past 10</w:t>
-        <w:br/>
-        <w:t>years. They are less polite, less able to approach another child</w:t>
-        <w:br/>
-        <w:t>in a friendly manner, more likely to use the f-word, say something</w:t>
-        <w:br/>
-        <w:t>sexual or interrupt when others are talking. Notes Pipher, "This</w:t>
-        <w:br/>
-        <w:t>is the first time in the history of the human race that . . .</w:t>
-        <w:br/>
-        <w:t>kids are learning how to behave from watching TV personae rather</w:t>
-        <w:br/>
-        <w:t>than from watching real people."</w:t>
-        <w:br/>
-        <w:t>Again and again, Pipher returns to her concern about the messages</w:t>
-        <w:br/>
-        <w:t>sent children and teen-agers by the larger culture. "What happens</w:t>
-        <w:br/>
-        <w:t>with mass marketing to children is that we turn their dreams into</w:t>
-        <w:br/>
-        <w:t>shopping goals. . . . Their highest aspirations are turned into</w:t>
-        <w:br/>
-        <w:t>products. That's morally wrong. It's makes them less healthy,</w:t>
-        <w:br/>
-        <w:t>less civic-minded, and, at worst, it turns children into criminals."</w:t>
-        <w:br/>
-        <w:t>Thirty years ago, Pipher says, the culture told children "it</w:t>
-        <w:br/>
-        <w:t>was more important to be a good person rather than to feel good."</w:t>
-        <w:br/>
-        <w:t>Today, the message is the exact opposite.</w:t>
-        <w:br/>
-        <w:t>In her book, and in conversation, Pipher contrasts the troubles</w:t>
-        <w:br/>
-        <w:t>that families have faced since her own grandparents were homesteading</w:t>
-        <w:br/>
-        <w:t>in Colorado. Hunger, the Depression, sudden illnesses and natural</w:t>
-        <w:br/>
-        <w:t>disasters -- like tornadoes, crop failure and blizzards -- all</w:t>
-        <w:br/>
-        <w:t>threatened. The difference between then and now stems from the</w:t>
-        <w:br/>
-        <w:t>fact that usually the trouble stood outside the family. Today,</w:t>
-        <w:br/>
-        <w:t>the trouble often emerges from within the family.</w:t>
-        <w:br/>
-        <w:t>And therapy has to shoulder its share of the blame, Pipher says.</w:t>
-        <w:br/>
-        <w:t>Some therapists have stressed meeting the needs of the individual</w:t>
-        <w:br/>
-        <w:t>over the family. And well-meaning parents are blamed for every</w:t>
-        <w:br/>
-        <w:t>ill. But families are irreplaceable. Writes Pipher, "Nobody calls</w:t>
-        <w:br/>
-        <w:t>out for their therapist on their deathbed."</w:t>
-        <w:br/>
-        <w:t>Her message connects with people, Pipher says, because, "I'm</w:t>
-        <w:br/>
-        <w:t>middle-aged, I'm middle class, I'm in the middle of the country</w:t>
-        <w:br/>
-        <w:t>and I rub elbows with a lot of different people." A therapist</w:t>
-        <w:br/>
-        <w:t>for 20 years, she has worked with a range of people: middle-class</w:t>
-        <w:br/>
-        <w:t>families, single mothers on assistance, blue-collar grandparents</w:t>
-        <w:br/>
-        <w:t>raising grandchildren, children being held by social-service agencies,</w:t>
-        <w:br/>
-        <w:t>refugee families. (She's married to a clinical psychologist, and</w:t>
-        <w:br/>
-        <w:t>they have a grown son and daughter.)</w:t>
-        <w:br/>
-        <w:t>Pipher does not believe that the solution to the troubled American</w:t>
-        <w:br/>
-        <w:t>family is simply for all mothers to stay home full time. She has</w:t>
-        <w:br/>
-        <w:t>always worked, loved it and says, "I never trash working mothers."</w:t>
-        <w:br/>
-        <w:t>But she also strongly believes that "men and women need to spend</w:t>
-        <w:br/>
-        <w:t>time with their children." Children should not be "living in</w:t>
-        <w:br/>
-        <w:t>car seats, living in day care." Employers need to give parents</w:t>
-        <w:br/>
-        <w:t>the option of working fewer hours for less pay.</w:t>
-        <w:br/>
-        <w:t>Pipher notes that while parents may spend less actual time with</w:t>
-        <w:br/>
-        <w:t>their children than in the 1950s, they spend far more time worrying</w:t>
-        <w:br/>
-        <w:t>about their children's physical safety as well as their emotional</w:t>
-        <w:br/>
-        <w:t>and psychological well-being. "Most people do not recall their</w:t>
-        <w:br/>
-        <w:t>parents trying that hard," says Pipher, who grew up in Beaver</w:t>
-        <w:br/>
-        <w:t>City, Neb. Back then, mothers played cards and volunteered. If</w:t>
-        <w:br/>
-        <w:t>a father coached Little League, he did it because he liked sports,</w:t>
-        <w:br/>
-        <w:t>not as a therapy for his son. "Children could grow like weeds.</w:t>
-        <w:br/>
-        <w:t>Parents could be fairly laissez faire, and the chances were pretty</w:t>
-        <w:br/>
-        <w:t>good that their children would turn out well."</w:t>
-        <w:br/>
-        <w:t>Not anymore. Parents "have to teach their children to navigate</w:t>
-        <w:br/>
-        <w:t>through the culture. . . . And parents who work very hard can</w:t>
-        <w:br/>
-        <w:t>still have children who get into trouble." Drugs. Alcohol. Sex.</w:t>
-        <w:br/>
-        <w:t>Herpes. AIDS. Violence. Gangs. "These problems," Pipher says,</w:t>
-        <w:br/>
-        <w:t>"are not just urban problems."</w:t>
-        <w:br/>
-        <w:t>Pipher's second book, Reviving Ophelia, emerged in part</w:t>
-        <w:br/>
-        <w:t>from her daughter's unhappiness in junior high school. Although</w:t>
-        <w:br/>
-        <w:t>they had been happy, sturdy children, suddenly she and her friends</w:t>
-        <w:br/>
-        <w:t>were "really miserable." This triggered Pipher to start examining</w:t>
-        <w:br/>
-        <w:t>the messages sent to teen-age girls and why the girls from loving</w:t>
-        <w:br/>
-        <w:t>families she saw in therapy were hurting themselves and others.</w:t>
-        <w:br/>
-        <w:t>Pipher ends her new book on a note of cautious hope. "The worst</w:t>
-        <w:br/>
-        <w:t>is over," she says. "Communities want to organize themselves</w:t>
-        <w:br/>
-        <w:t>in a positive way."</w:t>
-        <w:br/>
-        <w:t>TEXT OF INFO BOXES BEGINS HERE</w:t>
-        <w:br/>
-        <w:t>Pipher's rebuilding tips</w:t>
-        <w:br/>
-        <w:t>Although Mary Pipher's new book is not a how-to parenting guide,</w:t>
-        <w:br/>
-        <w:t>she does offer suggestions.</w:t>
-        <w:br/>
-        <w:t>-- Shut down the appliances: By turning off the computer, VCR,</w:t>
-        <w:br/>
-        <w:t>TV and CD, children and parents can connect. "Many children never</w:t>
-        <w:br/>
-        <w:t>have it silent."</w:t>
-        <w:br/>
-        <w:t>-- Sit on the front steps: It saddens Pipher that in so many</w:t>
-        <w:br/>
-        <w:t>neighborhoods -- rich, poor, working class -- parents and children</w:t>
-        <w:br/>
-        <w:t>either stay inside or remain in the back yard, isolated from their</w:t>
-        <w:br/>
-        <w:t>neighbors.</w:t>
-        <w:br/>
-        <w:t>-- Attend family reunions: Children need to connect regularly</w:t>
-        <w:br/>
-        <w:t>with their grandparents, their cousins, their uncles and aunts.</w:t>
-        <w:br/>
-        <w:t>-- Relate to real people, not celebrities: Human beings need</w:t>
-        <w:br/>
-        <w:t>people in their lives "who, if you called them in the middle</w:t>
-        <w:br/>
-        <w:t>of the night and said you need $ 500 right away, they would try</w:t>
-        <w:br/>
-        <w:t>to get it for you." Or as she writes, "Jane Fonda won't baby-sit</w:t>
-        <w:br/>
-        <w:t>in a pinch."</w:t>
-        <w:br/>
-        <w:t>-- Family as political gambit: "I stay out of politics," Pipher</w:t>
-        <w:br/>
-        <w:t>says. Most people, she notes, no matter what their political bearings,</w:t>
-        <w:br/>
-        <w:t>"want children to be taking hikes and playing ball rather than</w:t>
-        <w:br/>
-        <w:t>watching Beavis and Butt-head."</w:t>
-        <w:br/>
-        <w:t>-- Go outside: While TV makes children think they are the center</w:t>
-        <w:br/>
-        <w:t>of the universe, outdoor activities -- hiking, backpacking, looking</w:t>
-        <w:br/>
-        <w:t>at the stars -- give children a sense of being connected to something</w:t>
-        <w:br/>
-        <w:t>bigger than themselves.</w:t>
-        <w:br/>
-        <w:t>-- Take hope: "Ask yourself, what can I do on my block, at my</w:t>
-        <w:br/>
-        <w:t>child's school?"</w:t>
-        <w:br/>
-        <w:t>An excerpt</w:t>
-        <w:br/>
-        <w:t>But families are also our shelter from the storm, our oldest and</w:t>
-        <w:br/>
-        <w:t>most precious institution and our last great hope. Families were</w:t>
-        <w:br/>
-        <w:t>once powerful institutions, strong enough to withstand assaults.</w:t>
-        <w:br/>
-        <w:t>But now almost every force in our culture works against families.</w:t>
-        <w:br/>
-        <w:t>Parents do not know how to protect their children from crime,</w:t>
-        <w:br/>
-        <w:t>media, poverty, alcohol and bad company. They can no longer give</w:t>
-        <w:br/>
-        <w:t>their children childhoods. It's a terrible time to undercut families.</w:t>
-        <w:br/>
-        <w:t>The culture of the 1990s is too hard for many families to handle.</w:t>
-        <w:br/>
-        <w:t>As a therapist, I see families in which the parents work long</w:t>
-        <w:br/>
-        <w:t>hours, in which sick children go to day care or teenagers rebel</w:t>
-        <w:br/>
-        <w:t>in ways that terrify their parents. Parents are confused and vulnerable</w:t>
-        <w:br/>
-        <w:t>to depression, addictions, violence and mind-numbing cynicism.</w:t>
-        <w:br/>
-        <w:t>One in eight adults abuses alcohol, a phenomenon that wreaks havoc</w:t>
-        <w:br/>
-        <w:t>in families.</w:t>
-        <w:br/>
-        <w:t>-- From The Shelter of Each Other: Rebuilding Our Families</w:t>
-        <w:br/>
-        <w:br/>
-        <w:t>Graphic</w:t>
-        <w:br/>
-        <w:br/>
-        <w:t xml:space="preserve"> </w:t>
-        <w:br/>
-        <w:t>EAR PHOTO, Color, Mitch Hrdlicka; PHOTO, Color, Mitch Hrdlicka; (EAR) Mary Pipher: Kids need to navigate culture Family advocate: Mary Pipher, author of 'The Shelter of Each Other,' with her cat, Scooter</w:t>
+        <w:t>Colin Covert · 612-673-7186</w:t>
       </w:r>
     </w:p>
     <w:sectPr>
